--- a/docs/圆爱康/03_产出方案/心脏康复_动作图谱_医生标注表_v1.0_20260930.docx
+++ b/docs/圆爱康/03_产出方案/心脏康复_动作图谱_医生标注表_v1.0_20260930.docx
@@ -37,7 +37,7 @@
         <w:rPr>
           <w:sz w:val="18"/>
         </w:rPr>
-        <w:t>说明：本表用于医生审阅动作规范性与处方参数。每张图谱配「适用分级」「节拍与重复」「需医生确认」三栏，意见栏留空由医生手填。</w:t>
+        <w:t>说明：本表用于医生审阅动作规范性与处方参数。每张图谱配「适用分级」「节拍与重复」「需医生确认」三栏，意见栏留空由医生手填。D01 为同一动作的正面与侧面双机位，同页并列展示。</w:t>
       </w:r>
     </w:p>
     <w:p>
@@ -1524,7 +1524,7 @@
           <w:color w:val="0B6B5C"/>
           <w:sz w:val="26"/>
         </w:rPr>
-        <w:t>D01 · 八段锦 · 两手托天理三焦</w:t>
+        <w:t>D01 · 八段锦 · 两手托天理三焦（正面 / 侧面 双机位）</w:t>
       </w:r>
     </w:p>
     <w:tbl>
@@ -1605,116 +1605,10 @@
       </w:tr>
     </w:tbl>
     <w:p/>
-    <w:p>
-      <w:pPr>
-        <w:jc w:val="center"/>
-      </w:pPr>
-      <w:r>
-        <w:drawing>
-          <wp:inline xmlns:a="http://schemas.openxmlformats.org/drawingml/2006/main" xmlns:pic="http://schemas.openxmlformats.org/drawingml/2006/picture">
-            <wp:extent cx="2340000" cy="4160000"/>
-            <wp:docPr id="9" name="Picture 9"/>
-            <wp:cNvGraphicFramePr>
-              <a:graphicFrameLocks noChangeAspect="1"/>
-            </wp:cNvGraphicFramePr>
-            <a:graphic>
-              <a:graphicData uri="http://schemas.openxmlformats.org/drawingml/2006/picture">
-                <pic:pic>
-                  <pic:nvPicPr>
-                    <pic:cNvPr id="0" name="D01-1.jpg"/>
-                    <pic:cNvPicPr/>
-                  </pic:nvPicPr>
-                  <pic:blipFill>
-                    <a:blip r:embed="rId17"/>
-                    <a:stretch>
-                      <a:fillRect/>
-                    </a:stretch>
-                  </pic:blipFill>
-                  <pic:spPr>
-                    <a:xfrm>
-                      <a:off x="0" y="0"/>
-                      <a:ext cx="2340000" cy="4160000"/>
-                    </a:xfrm>
-                    <a:prstGeom prst="rect"/>
-                  </pic:spPr>
-                </pic:pic>
-              </a:graphicData>
-            </a:graphic>
-          </wp:inline>
-        </w:drawing>
-      </w:r>
-    </w:p>
-    <w:p/>
     <w:tbl>
       <w:tblPr>
-        <w:tblStyle w:val="TableGrid"/>
         <w:tblW w:type="auto" w:w="0"/>
-        <w:tblLook w:firstColumn="1" w:firstRow="1" w:lastColumn="0" w:lastRow="0" w:noHBand="0" w:noVBand="1" w:val="04A0"/>
-      </w:tblPr>
-      <w:tblGrid>
-        <w:gridCol w:w="8640"/>
-      </w:tblGrid>
-      <w:tr>
-        <w:tc>
-          <w:tcPr>
-            <w:tcW w:type="dxa" w:w="8640"/>
-          </w:tcPr>
-          <w:p>
-            <w:r>
-              <w:t>医生意见 ① 动作是否规范：□ 通过  □ 需修改：____________</w:t>
-            </w:r>
-          </w:p>
-        </w:tc>
-      </w:tr>
-      <w:tr>
-        <w:tc>
-          <w:tcPr>
-            <w:tcW w:type="dxa" w:w="8640"/>
-          </w:tcPr>
-          <w:p>
-            <w:r>
-              <w:t>② 参数建议（角度/次数/时长）：__________________________</w:t>
-            </w:r>
-          </w:p>
-        </w:tc>
-      </w:tr>
-      <w:tr>
-        <w:tc>
-          <w:tcPr>
-            <w:tcW w:type="dxa" w:w="8640"/>
-          </w:tcPr>
-          <w:p>
-            <w:r>
-              <w:t>③ 其他：_______________________________________________</w:t>
-            </w:r>
-          </w:p>
-        </w:tc>
-      </w:tr>
-    </w:tbl>
-    <w:p>
-      <w:r>
-        <w:t>医生签名：____________　　日期：____________</w:t>
-      </w:r>
-    </w:p>
-    <w:p>
-      <w:r>
-        <w:br w:type="page"/>
-      </w:r>
-    </w:p>
-    <w:p>
-      <w:r>
-        <w:rPr>
-          <w:b/>
-          <w:color w:val="0B6B5C"/>
-          <w:sz w:val="26"/>
-        </w:rPr>
-        <w:t>D01 · 八段锦 · 两手托天理三焦</w:t>
-      </w:r>
-    </w:p>
-    <w:tbl>
-      <w:tblPr>
-        <w:tblStyle w:val="TableGrid"/>
-        <w:tblW w:type="auto" w:w="0"/>
+        <w:jc w:val="center"/>
         <w:tblLook w:firstColumn="1" w:firstRow="1" w:lastColumn="0" w:lastRow="0" w:noHBand="0" w:noVBand="1" w:val="04A0"/>
       </w:tblPr>
       <w:tblGrid>
@@ -1724,21 +1618,89 @@
       <w:tr>
         <w:tc>
           <w:tcPr>
-            <w:tcW w:type="dxa" w:w="1701"/>
+            <w:tcW w:type="dxa" w:w="4320"/>
           </w:tcPr>
           <w:p>
+            <w:pPr>
+              <w:jc w:val="center"/>
+            </w:pPr>
             <w:r>
-              <w:t>适用分级</w:t>
+              <w:drawing>
+                <wp:inline xmlns:a="http://schemas.openxmlformats.org/drawingml/2006/main" xmlns:pic="http://schemas.openxmlformats.org/drawingml/2006/picture">
+                  <wp:extent cx="2160000" cy="3840000"/>
+                  <wp:docPr id="9" name="Picture 9"/>
+                  <wp:cNvGraphicFramePr>
+                    <a:graphicFrameLocks noChangeAspect="1"/>
+                  </wp:cNvGraphicFramePr>
+                  <a:graphic>
+                    <a:graphicData uri="http://schemas.openxmlformats.org/drawingml/2006/picture">
+                      <pic:pic>
+                        <pic:nvPicPr>
+                          <pic:cNvPr id="0" name="D01-1.jpg"/>
+                          <pic:cNvPicPr/>
+                        </pic:nvPicPr>
+                        <pic:blipFill>
+                          <a:blip r:embed="rId17"/>
+                          <a:stretch>
+                            <a:fillRect/>
+                          </a:stretch>
+                        </pic:blipFill>
+                        <pic:spPr>
+                          <a:xfrm>
+                            <a:off x="0" y="0"/>
+                            <a:ext cx="2160000" cy="3840000"/>
+                          </a:xfrm>
+                          <a:prstGeom prst="rect"/>
+                        </pic:spPr>
+                      </pic:pic>
+                    </a:graphicData>
+                  </a:graphic>
+                </wp:inline>
+              </w:drawing>
             </w:r>
           </w:p>
         </w:tc>
         <w:tc>
           <w:tcPr>
-            <w:tcW w:type="dxa" w:w="7370"/>
+            <w:tcW w:type="dxa" w:w="4320"/>
           </w:tcPr>
           <w:p>
+            <w:pPr>
+              <w:jc w:val="center"/>
+            </w:pPr>
             <w:r>
-              <w:t>NYHA Ⅰ／Ⅱ／Ⅲ</w:t>
+              <w:drawing>
+                <wp:inline xmlns:a="http://schemas.openxmlformats.org/drawingml/2006/main" xmlns:pic="http://schemas.openxmlformats.org/drawingml/2006/picture">
+                  <wp:extent cx="2160000" cy="3840000"/>
+                  <wp:docPr id="10" name="Picture 10"/>
+                  <wp:cNvGraphicFramePr>
+                    <a:graphicFrameLocks noChangeAspect="1"/>
+                  </wp:cNvGraphicFramePr>
+                  <a:graphic>
+                    <a:graphicData uri="http://schemas.openxmlformats.org/drawingml/2006/picture">
+                      <pic:pic>
+                        <pic:nvPicPr>
+                          <pic:cNvPr id="0" name="D01-2.jpg"/>
+                          <pic:cNvPicPr/>
+                        </pic:nvPicPr>
+                        <pic:blipFill>
+                          <a:blip r:embed="rId18"/>
+                          <a:stretch>
+                            <a:fillRect/>
+                          </a:stretch>
+                        </pic:blipFill>
+                        <pic:spPr>
+                          <a:xfrm>
+                            <a:off x="0" y="0"/>
+                            <a:ext cx="2160000" cy="3840000"/>
+                          </a:xfrm>
+                          <a:prstGeom prst="rect"/>
+                        </pic:spPr>
+                      </pic:pic>
+                    </a:graphicData>
+                  </a:graphic>
+                </wp:inline>
+              </w:drawing>
             </w:r>
           </w:p>
         </w:tc>
@@ -1746,88 +1708,40 @@
       <w:tr>
         <w:tc>
           <w:tcPr>
-            <w:tcW w:type="dxa" w:w="1701"/>
+            <w:tcW w:type="dxa" w:w="4320"/>
           </w:tcPr>
           <w:p>
+            <w:pPr>
+              <w:jc w:val="center"/>
+            </w:pPr>
             <w:r>
-              <w:t>节拍与重复</w:t>
+              <w:rPr>
+                <w:color w:val="666666"/>
+                <w:sz w:val="18"/>
+              </w:rPr>
+              <w:t>正面机位</w:t>
             </w:r>
           </w:p>
         </w:tc>
         <w:tc>
           <w:tcPr>
-            <w:tcW w:type="dxa" w:w="7370"/>
+            <w:tcW w:type="dxa" w:w="4320"/>
           </w:tcPr>
           <w:p>
+            <w:pPr>
+              <w:jc w:val="center"/>
+            </w:pPr>
             <w:r>
-              <w:t>每式 8 次（本式约 60-90 秒）</w:t>
-            </w:r>
-          </w:p>
-        </w:tc>
-      </w:tr>
-      <w:tr>
-        <w:tc>
-          <w:tcPr>
-            <w:tcW w:type="dxa" w:w="1701"/>
-          </w:tcPr>
-          <w:p>
-            <w:r>
-              <w:t>需医生确认</w:t>
-            </w:r>
-          </w:p>
-        </w:tc>
-        <w:tc>
-          <w:tcPr>
-            <w:tcW w:type="dxa" w:w="7370"/>
-          </w:tcPr>
-          <w:p>
-            <w:r>
-              <w:t>①肩关节受限患者的幅度 ②呼吸配合是否与标准版一致</w:t>
+              <w:rPr>
+                <w:color w:val="666666"/>
+                <w:sz w:val="18"/>
+              </w:rPr>
+              <w:t>侧面机位</w:t>
             </w:r>
           </w:p>
         </w:tc>
       </w:tr>
     </w:tbl>
-    <w:p/>
-    <w:p>
-      <w:pPr>
-        <w:jc w:val="center"/>
-      </w:pPr>
-      <w:r>
-        <w:drawing>
-          <wp:inline xmlns:a="http://schemas.openxmlformats.org/drawingml/2006/main" xmlns:pic="http://schemas.openxmlformats.org/drawingml/2006/picture">
-            <wp:extent cx="2340000" cy="4160000"/>
-            <wp:docPr id="10" name="Picture 10"/>
-            <wp:cNvGraphicFramePr>
-              <a:graphicFrameLocks noChangeAspect="1"/>
-            </wp:cNvGraphicFramePr>
-            <a:graphic>
-              <a:graphicData uri="http://schemas.openxmlformats.org/drawingml/2006/picture">
-                <pic:pic>
-                  <pic:nvPicPr>
-                    <pic:cNvPr id="0" name="D01-2.jpg"/>
-                    <pic:cNvPicPr/>
-                  </pic:nvPicPr>
-                  <pic:blipFill>
-                    <a:blip r:embed="rId18"/>
-                    <a:stretch>
-                      <a:fillRect/>
-                    </a:stretch>
-                  </pic:blipFill>
-                  <pic:spPr>
-                    <a:xfrm>
-                      <a:off x="0" y="0"/>
-                      <a:ext cx="2340000" cy="4160000"/>
-                    </a:xfrm>
-                    <a:prstGeom prst="rect"/>
-                  </pic:spPr>
-                </pic:pic>
-              </a:graphicData>
-            </a:graphic>
-          </wp:inline>
-        </w:drawing>
-      </w:r>
-    </w:p>
     <w:p/>
     <w:tbl>
       <w:tblPr>
